--- a/tillsyn/A 38600-2026 tillsynsbegäran.docx
+++ b/tillsyn/A 38600-2026 tillsynsbegäran.docx
@@ -289,7 +289,7 @@
     <w:r>
       <w:tab/>
       <w:tab/>
-      <w:t>2026-09-19</w:t>
+      <w:t>2026-09-21</w:t>
       <w:br/>
       <w:br/>
     </w:r>

--- a/tillsyn/A 38600-2026 tillsynsbegäran.docx
+++ b/tillsyn/A 38600-2026 tillsynsbegäran.docx
@@ -289,7 +289,7 @@
     <w:r>
       <w:tab/>
       <w:tab/>
-      <w:t>2026-09-21</w:t>
+      <w:t>2026-09-23</w:t>
       <w:br/>
       <w:br/>
     </w:r>

--- a/tillsyn/A 38600-2026 tillsynsbegäran.docx
+++ b/tillsyn/A 38600-2026 tillsynsbegäran.docx
@@ -289,7 +289,7 @@
     <w:r>
       <w:tab/>
       <w:tab/>
-      <w:t>2026-09-23</w:t>
+      <w:t>2026-09-24</w:t>
       <w:br/>
       <w:br/>
     </w:r>

--- a/tillsyn/A 38600-2026 tillsynsbegäran.docx
+++ b/tillsyn/A 38600-2026 tillsynsbegäran.docx
@@ -289,7 +289,7 @@
     <w:r>
       <w:tab/>
       <w:tab/>
-      <w:t>2026-09-24</w:t>
+      <w:t>2026-09-25</w:t>
       <w:br/>
       <w:br/>
     </w:r>

--- a/tillsyn/A 38600-2026 tillsynsbegäran.docx
+++ b/tillsyn/A 38600-2026 tillsynsbegäran.docx
@@ -289,7 +289,7 @@
     <w:r>
       <w:tab/>
       <w:tab/>
-      <w:t>2026-09-25</w:t>
+      <w:t>2026-09-26</w:t>
       <w:br/>
       <w:br/>
     </w:r>

--- a/tillsyn/A 38600-2026 tillsynsbegäran.docx
+++ b/tillsyn/A 38600-2026 tillsynsbegäran.docx
@@ -289,7 +289,7 @@
     <w:r>
       <w:tab/>
       <w:tab/>
-      <w:t>2026-09-26</w:t>
+      <w:t>2026-09-27</w:t>
       <w:br/>
       <w:br/>
     </w:r>

--- a/tillsyn/A 38600-2026 tillsynsbegäran.docx
+++ b/tillsyn/A 38600-2026 tillsynsbegäran.docx
@@ -289,7 +289,7 @@
     <w:r>
       <w:tab/>
       <w:tab/>
-      <w:t>2026-09-27</w:t>
+      <w:t>2026-09-28</w:t>
       <w:br/>
       <w:br/>
     </w:r>

--- a/tillsyn/A 38600-2026 tillsynsbegäran.docx
+++ b/tillsyn/A 38600-2026 tillsynsbegäran.docx
@@ -289,7 +289,7 @@
     <w:r>
       <w:tab/>
       <w:tab/>
-      <w:t>2026-09-28</w:t>
+      <w:t>2026-09-29</w:t>
       <w:br/>
       <w:br/>
     </w:r>

--- a/tillsyn/A 38600-2026 tillsynsbegäran.docx
+++ b/tillsyn/A 38600-2026 tillsynsbegäran.docx
@@ -289,7 +289,7 @@
     <w:r>
       <w:tab/>
       <w:tab/>
-      <w:t>2026-09-29</w:t>
+      <w:t>2026-09-30</w:t>
       <w:br/>
       <w:br/>
     </w:r>

--- a/tillsyn/A 38600-2026 tillsynsbegäran.docx
+++ b/tillsyn/A 38600-2026 tillsynsbegäran.docx
@@ -289,7 +289,7 @@
     <w:r>
       <w:tab/>
       <w:tab/>
-      <w:t>2026-09-30</w:t>
+      <w:t>2026-10-01</w:t>
       <w:br/>
       <w:br/>
     </w:r>

--- a/tillsyn/A 38600-2026 tillsynsbegäran.docx
+++ b/tillsyn/A 38600-2026 tillsynsbegäran.docx
@@ -289,7 +289,7 @@
     <w:r>
       <w:tab/>
       <w:tab/>
-      <w:t>2026-10-01</w:t>
+      <w:t>2026-10-02</w:t>
       <w:br/>
       <w:br/>
     </w:r>

--- a/tillsyn/A 38600-2026 tillsynsbegäran.docx
+++ b/tillsyn/A 38600-2026 tillsynsbegäran.docx
@@ -289,7 +289,7 @@
     <w:r>
       <w:tab/>
       <w:tab/>
-      <w:t>2026-10-02</w:t>
+      <w:t>2026-10-03</w:t>
       <w:br/>
       <w:br/>
     </w:r>

--- a/tillsyn/A 38600-2026 tillsynsbegäran.docx
+++ b/tillsyn/A 38600-2026 tillsynsbegäran.docx
@@ -289,7 +289,7 @@
     <w:r>
       <w:tab/>
       <w:tab/>
-      <w:t>2026-10-03</w:t>
+      <w:t>2026-10-04</w:t>
       <w:br/>
       <w:br/>
     </w:r>

--- a/tillsyn/A 38600-2026 tillsynsbegäran.docx
+++ b/tillsyn/A 38600-2026 tillsynsbegäran.docx
@@ -289,7 +289,7 @@
     <w:r>
       <w:tab/>
       <w:tab/>
-      <w:t>2026-10-04</w:t>
+      <w:t>2026-10-05</w:t>
       <w:br/>
       <w:br/>
     </w:r>

--- a/tillsyn/A 38600-2026 tillsynsbegäran.docx
+++ b/tillsyn/A 38600-2026 tillsynsbegäran.docx
@@ -289,7 +289,7 @@
     <w:r>
       <w:tab/>
       <w:tab/>
-      <w:t>2026-10-05</w:t>
+      <w:t>2026-10-06</w:t>
       <w:br/>
       <w:br/>
     </w:r>

--- a/tillsyn/A 38600-2026 tillsynsbegäran.docx
+++ b/tillsyn/A 38600-2026 tillsynsbegäran.docx
@@ -289,7 +289,7 @@
     <w:r>
       <w:tab/>
       <w:tab/>
-      <w:t>2026-10-06</w:t>
+      <w:t>2026-10-07</w:t>
       <w:br/>
       <w:br/>
     </w:r>

--- a/tillsyn/A 38600-2026 tillsynsbegäran.docx
+++ b/tillsyn/A 38600-2026 tillsynsbegäran.docx
@@ -22,7 +22,7 @@
       <w:r>
         <w:drawing>
           <wp:inline xmlns:a="http://schemas.openxmlformats.org/drawingml/2006/main" xmlns:pic="http://schemas.openxmlformats.org/drawingml/2006/picture">
-            <wp:extent cx="5486400" cy="5060308"/>
+            <wp:extent cx="5486400" cy="5179086"/>
             <wp:docPr id="1" name="Picture 1"/>
             <wp:cNvGraphicFramePr>
               <a:graphicFrameLocks noChangeAspect="1"/>
@@ -43,7 +43,7 @@
                   <pic:spPr>
                     <a:xfrm>
                       <a:off x="0" y="0"/>
-                      <a:ext cx="5486400" cy="5060308"/>
+                      <a:ext cx="5486400" cy="5179086"/>
                     </a:xfrm>
                     <a:prstGeom prst="rect"/>
                   </pic:spPr>
@@ -65,7 +65,7 @@
     </w:p>
     <w:p>
       <w:r>
-        <w:t>I och inom 24 meter från avverkningsanmälan finns fynd av 11 naturvårdsarter, varav 5 är rödlistade, 1 är typisk (T) och 6 är signalarter (S): rodnande lutvaxing (VU), slåttergubbe (VU), trådvaxing (VU), ljus ängsfingersvamp (NT), praktvaxing (NT), aprikosfingersvamp (S), blodvaxing (S), brandticka (S), hagfingersvamp (S), trådticka (S, T) och vitvaxing agg. (S). Se Figur 1.</w:t>
+        <w:t>I och inom 24 meter från avverkningsanmälan finns fynd av 14 naturvårdsarter, varav 6 är rödlistade, 1 är typisk (T) och 8 är signalarter (S): rodnande lutvaxing (VU), slåttergubbe (VU), trådvaxing (VU), ljus ängsfingersvamp (NT), praktvaxing (NT), scharlakansvaxing (NT), aprikosfingersvamp (S), blodvaxing (S), brandticka (S), broskvaxing (S), gulvaxing (S), hagfingersvamp (S), trådticka (S, T) och vitvaxing agg. (S). Se Figur 1.</w:t>
       </w:r>
     </w:p>
     <w:p>
@@ -119,6 +119,17 @@
       </w:r>
       <w:r>
         <w:t>växer i hedartad, sur och mager gräsmark med stagg och ljungtuvor på betad mark med lång historia av hävd, ofta bland mossa. De allra flesta fynden i såväl Sverige som i Norge är från öppna marker och bara ett fåtal från betade skogar. Praktvaxing ingår i ett åtgärdsprogram för hotade arter (ÅGP) och är globalt rödlistad som sårbar (VU) vilket innebär att Sverige har ett internationellt ansvar för arten (SLU Artdatabanken, 2024; IUCN, 2019; Jordal, 2011).</w:t>
+      </w:r>
+    </w:p>
+    <w:p>
+      <w:r>
+        <w:rPr>
+          <w:b/>
+        </w:rPr>
+        <w:t xml:space="preserve">Scharlakansvaxing (NT) </w:t>
+      </w:r>
+      <w:r>
+        <w:t>växer mest på magra, ogödslade naturbetes- och slåttermarker men kan sällsynt även påträffas i luckig skogsmark och på rikare mulljord i ädellövskog. Arten är globalt rödlistad som sårbar (VU) vilket innebär att Sverige har ett internationellt ansvar för arten (SLU Artdatabanken, 2024; IUCN, 2019).</w:t>
       </w:r>
     </w:p>
     <w:p>
@@ -289,7 +300,7 @@
     <w:r>
       <w:tab/>
       <w:tab/>
-      <w:t>2026-10-07</w:t>
+      <w:t>2026-10-08</w:t>
       <w:br/>
       <w:br/>
     </w:r>

--- a/tillsyn/A 38600-2026 tillsynsbegäran.docx
+++ b/tillsyn/A 38600-2026 tillsynsbegäran.docx
@@ -300,7 +300,7 @@
     <w:r>
       <w:tab/>
       <w:tab/>
-      <w:t>2026-10-08</w:t>
+      <w:t>2026-10-09</w:t>
       <w:br/>
       <w:br/>
     </w:r>

--- a/tillsyn/A 38600-2026 tillsynsbegäran.docx
+++ b/tillsyn/A 38600-2026 tillsynsbegäran.docx
@@ -300,7 +300,7 @@
     <w:r>
       <w:tab/>
       <w:tab/>
-      <w:t>2026-10-09</w:t>
+      <w:t>2026-10-10</w:t>
       <w:br/>
       <w:br/>
     </w:r>

--- a/tillsyn/A 38600-2026 tillsynsbegäran.docx
+++ b/tillsyn/A 38600-2026 tillsynsbegäran.docx
@@ -300,7 +300,7 @@
     <w:r>
       <w:tab/>
       <w:tab/>
-      <w:t>2026-10-10</w:t>
+      <w:t>2026-10-11</w:t>
       <w:br/>
       <w:br/>
     </w:r>

--- a/tillsyn/A 38600-2026 tillsynsbegäran.docx
+++ b/tillsyn/A 38600-2026 tillsynsbegäran.docx
@@ -300,7 +300,7 @@
     <w:r>
       <w:tab/>
       <w:tab/>
-      <w:t>2026-10-11</w:t>
+      <w:t>2026-10-12</w:t>
       <w:br/>
       <w:br/>
     </w:r>

--- a/tillsyn/A 38600-2026 tillsynsbegäran.docx
+++ b/tillsyn/A 38600-2026 tillsynsbegäran.docx
@@ -300,7 +300,7 @@
     <w:r>
       <w:tab/>
       <w:tab/>
-      <w:t>2026-10-12</w:t>
+      <w:t>2026-10-13</w:t>
       <w:br/>
       <w:br/>
     </w:r>

--- a/tillsyn/A 38600-2026 tillsynsbegäran.docx
+++ b/tillsyn/A 38600-2026 tillsynsbegäran.docx
@@ -300,7 +300,7 @@
     <w:r>
       <w:tab/>
       <w:tab/>
-      <w:t>2026-10-13</w:t>
+      <w:t>2026-10-14</w:t>
       <w:br/>
       <w:br/>
     </w:r>

--- a/tillsyn/A 38600-2026 tillsynsbegäran.docx
+++ b/tillsyn/A 38600-2026 tillsynsbegäran.docx
@@ -300,7 +300,7 @@
     <w:r>
       <w:tab/>
       <w:tab/>
-      <w:t>2026-10-14</w:t>
+      <w:t>2026-10-15</w:t>
       <w:br/>
       <w:br/>
     </w:r>

--- a/tillsyn/A 38600-2026 tillsynsbegäran.docx
+++ b/tillsyn/A 38600-2026 tillsynsbegäran.docx
@@ -300,7 +300,7 @@
     <w:r>
       <w:tab/>
       <w:tab/>
-      <w:t>2026-10-15</w:t>
+      <w:t>2026-10-16</w:t>
       <w:br/>
       <w:br/>
     </w:r>

--- a/tillsyn/A 38600-2026 tillsynsbegäran.docx
+++ b/tillsyn/A 38600-2026 tillsynsbegäran.docx
@@ -300,7 +300,7 @@
     <w:r>
       <w:tab/>
       <w:tab/>
-      <w:t>2026-10-16</w:t>
+      <w:t>2026-10-17</w:t>
       <w:br/>
       <w:br/>
     </w:r>

--- a/tillsyn/A 38600-2026 tillsynsbegäran.docx
+++ b/tillsyn/A 38600-2026 tillsynsbegäran.docx
@@ -300,7 +300,7 @@
     <w:r>
       <w:tab/>
       <w:tab/>
-      <w:t>2026-10-17</w:t>
+      <w:t>2026-10-18</w:t>
       <w:br/>
       <w:br/>
     </w:r>

--- a/tillsyn/A 38600-2026 tillsynsbegäran.docx
+++ b/tillsyn/A 38600-2026 tillsynsbegäran.docx
@@ -300,7 +300,7 @@
     <w:r>
       <w:tab/>
       <w:tab/>
-      <w:t>2026-10-18</w:t>
+      <w:t>2026-10-19</w:t>
       <w:br/>
       <w:br/>
     </w:r>

--- a/tillsyn/A 38600-2026 tillsynsbegäran.docx
+++ b/tillsyn/A 38600-2026 tillsynsbegäran.docx
@@ -300,7 +300,7 @@
     <w:r>
       <w:tab/>
       <w:tab/>
-      <w:t>2026-10-19</w:t>
+      <w:t>2026-10-20</w:t>
       <w:br/>
       <w:br/>
     </w:r>

--- a/tillsyn/A 38600-2026 tillsynsbegäran.docx
+++ b/tillsyn/A 38600-2026 tillsynsbegäran.docx
@@ -300,7 +300,7 @@
     <w:r>
       <w:tab/>
       <w:tab/>
-      <w:t>2026-10-20</w:t>
+      <w:t>2026-10-21</w:t>
       <w:br/>
       <w:br/>
     </w:r>

--- a/tillsyn/A 38600-2026 tillsynsbegäran.docx
+++ b/tillsyn/A 38600-2026 tillsynsbegäran.docx
@@ -300,7 +300,7 @@
     <w:r>
       <w:tab/>
       <w:tab/>
-      <w:t>2026-10-21</w:t>
+      <w:t>2026-10-22</w:t>
       <w:br/>
       <w:br/>
     </w:r>

--- a/tillsyn/A 38600-2026 tillsynsbegäran.docx
+++ b/tillsyn/A 38600-2026 tillsynsbegäran.docx
@@ -300,7 +300,7 @@
     <w:r>
       <w:tab/>
       <w:tab/>
-      <w:t>2026-10-22</w:t>
+      <w:t>2026-10-23</w:t>
       <w:br/>
       <w:br/>
     </w:r>

--- a/tillsyn/A 38600-2026 tillsynsbegäran.docx
+++ b/tillsyn/A 38600-2026 tillsynsbegäran.docx
@@ -300,7 +300,7 @@
     <w:r>
       <w:tab/>
       <w:tab/>
-      <w:t>2026-10-23</w:t>
+      <w:t>2026-10-24</w:t>
       <w:br/>
       <w:br/>
     </w:r>

--- a/tillsyn/A 38600-2026 tillsynsbegäran.docx
+++ b/tillsyn/A 38600-2026 tillsynsbegäran.docx
@@ -300,7 +300,7 @@
     <w:r>
       <w:tab/>
       <w:tab/>
-      <w:t>2026-10-24</w:t>
+      <w:t>2026-10-25</w:t>
       <w:br/>
       <w:br/>
     </w:r>

--- a/tillsyn/A 38600-2026 tillsynsbegäran.docx
+++ b/tillsyn/A 38600-2026 tillsynsbegäran.docx
@@ -300,7 +300,7 @@
     <w:r>
       <w:tab/>
       <w:tab/>
-      <w:t>2026-10-25</w:t>
+      <w:t>2026-10-26</w:t>
       <w:br/>
       <w:br/>
     </w:r>

--- a/tillsyn/A 38600-2026 tillsynsbegäran.docx
+++ b/tillsyn/A 38600-2026 tillsynsbegäran.docx
@@ -300,7 +300,7 @@
     <w:r>
       <w:tab/>
       <w:tab/>
-      <w:t>2026-10-26</w:t>
+      <w:t>2026-10-27</w:t>
       <w:br/>
       <w:br/>
     </w:r>

--- a/tillsyn/A 38600-2026 tillsynsbegäran.docx
+++ b/tillsyn/A 38600-2026 tillsynsbegäran.docx
@@ -300,7 +300,7 @@
     <w:r>
       <w:tab/>
       <w:tab/>
-      <w:t>2026-10-27</w:t>
+      <w:t>2026-10-28</w:t>
       <w:br/>
       <w:br/>
     </w:r>

--- a/tillsyn/A 38600-2026 tillsynsbegäran.docx
+++ b/tillsyn/A 38600-2026 tillsynsbegäran.docx
@@ -300,7 +300,7 @@
     <w:r>
       <w:tab/>
       <w:tab/>
-      <w:t>2026-10-28</w:t>
+      <w:t>2026-10-29</w:t>
       <w:br/>
       <w:br/>
     </w:r>

--- a/tillsyn/A 38600-2026 tillsynsbegäran.docx
+++ b/tillsyn/A 38600-2026 tillsynsbegäran.docx
@@ -300,7 +300,7 @@
     <w:r>
       <w:tab/>
       <w:tab/>
-      <w:t>2026-10-29</w:t>
+      <w:t>2026-10-31</w:t>
       <w:br/>
       <w:br/>
     </w:r>
